--- a/Files/02 - Shemos/01 - Shemos/5785/Shemos 5785.docx
+++ b/Files/02 - Shemos/01 - Shemos/5785/Shemos 5785.docx
@@ -62,7 +62,7 @@
         <w:t>שמות</w:t>
       </w:r>
       <w:r>
-        <w:t xml:space="preserve"> as an acronym for </w:t>
+        <w:t xml:space="preserve"> as an acronym for</w:t>
       </w:r>
       <w:r>
         <w:rPr>
@@ -243,6 +243,19 @@
       </w:r>
       <w:r>
         <w:t xml:space="preserve"> </w:t>
+      </w:r>
+      <w:r>
+        <w:t>(</w:t>
+      </w:r>
+      <w:r>
+        <w:rPr>
+          <w:i/>
+          <w:iCs/>
+        </w:rPr>
+        <w:t>Rav Chaim Kanievsky on Chumash</w:t>
+      </w:r>
+      <w:r>
+        <w:t>. Permission granted by ArtScroll / Mesorah Publications)</w:t>
       </w:r>
     </w:p>
     <w:p>
